--- a/rapports/2026-06-06/EQ24/EQ24_sup_v2/DR_033202050056/60-20-45-79.docx
+++ b/rapports/2026-06-06/EQ24/EQ24_sup_v2/DR_033202050056/60-20-45-79.docx
@@ -297,7 +297,7 @@
           <w:color w:val="1F6FEB"/>
           <w:sz w:val="22"/>
         </w:rPr>
-        <w:t>⚠ INCOHÉRENCES À CORRIGER (64)</w:t>
+        <w:t>⚠ INCOHÉRENCES À CORRIGER (60)</w:t>
       </w:r>
     </w:p>
     <w:tbl>
@@ -814,7 +814,7 @@
                 <w:color w:val="16A34A"/>
                 <w:sz w:val="16"/>
               </w:rPr>
-              <w:t>—</w:t>
+              <w:t>s01q32, s01q36, s01q38, s04q37_modif, s02q33, s02q34, s01q00b</w:t>
             </w:r>
           </w:p>
         </w:tc>
@@ -845,7 +845,7 @@
                 <w:i w:val="0"/>
                 <w:sz w:val="17"/>
               </w:rPr>
-              <w:t>Incohérence!!! seulement les écoles gouvermentales paient les cotisations (Gouvernement, communauté, ONG ou organisation humanitaire).</w:t>
+              <w:t>Peu probable!!! Vu l'âge (18 ans) de ARAME NDAO ou l'année à laquelle ARAME NDAO a fréquenté l'école pour la dernière fois (.) le dernier diplome de ARAME NDAO ne peut être le Certificat d'études primaires (CEP), prière de corriger cette incohérence ou confirmer avec le QG.</w:t>
             </w:r>
           </w:p>
         </w:tc>
@@ -935,7 +935,7 @@
                 <w:i w:val="0"/>
                 <w:sz w:val="17"/>
               </w:rPr>
-              <w:t>Peu probable!!! Vu l'âge (18 ans) de ARAME NDAO ou l'année à laquelle ARAME NDAO a fréquenté l'école pour la dernière fois (.) le dernier diplome de ARAME NDAO ne peut être le Certificat d'études primaires (CEP), prière de corriger cette incohérence ou confirmer avec le QG.</w:t>
+              <w:t>Peu probable!!! Vu l'âge (20 ans) de SAYE DIOP ou l'année à laquelle SAYE DIOP a fréquenté l'école pour la dernière fois (2020) le dernier diplome de SAYE DIOP ne peut être le Certificat d'études primaires (CEP), prière de corriger cette incohérence ou confirmer avec le QG.</w:t>
             </w:r>
           </w:p>
         </w:tc>
@@ -968,7 +968,7 @@
                 <w:i w:val="0"/>
                 <w:sz w:val="16"/>
               </w:rPr>
-              <w:t>S02</w:t>
+              <w:t>S03</w:t>
               <w:br/>
             </w:r>
             <w:r>
@@ -978,7 +978,7 @@
                 <w:color w:val="64748B"/>
                 <w:sz w:val="14"/>
               </w:rPr>
-              <w:t>Éducation</w:t>
+              <w:t>Santé</w:t>
             </w:r>
           </w:p>
         </w:tc>
@@ -994,7 +994,7 @@
                 <w:color w:val="16A34A"/>
                 <w:sz w:val="16"/>
               </w:rPr>
-              <w:t>s01q32, s01q36, s01q38, s04q37_modif, s02q33, s02q34, s01q00b</w:t>
+              <w:t>s03q14, s03q15, s03q17, s03q18, s03q19, s03q20, s03q21</w:t>
             </w:r>
           </w:p>
         </w:tc>
@@ -1025,7 +1025,7 @@
                 <w:i w:val="0"/>
                 <w:sz w:val="17"/>
               </w:rPr>
-              <w:t>Peu probable!!! Vu l'âge (20 ans) de SAYE DIOP ou l'année à laquelle SAYE DIOP a fréquenté l'école pour la dernière fois (2020) le dernier diplome de SAYE DIOP ne peut être le Certificat d'études primaires (CEP), prière de corriger cette incohérence ou confirmer avec le QG.</w:t>
+              <w:t>Incoherence!!! FATOU NDAO a consulté dans un service de santé ou un guérisseur au cours des 3 derniers mois sans hospitalisation (3.13=Oui) mais la depense liée à cette consultation est nulle 0 ou ne sait pas partout dans les questions (s03q14 s03q15 s03q17 s03q18 s03q19 s03q20 s03q21).</w:t>
             </w:r>
           </w:p>
         </w:tc>
@@ -1115,7 +1115,7 @@
                 <w:i w:val="0"/>
                 <w:sz w:val="17"/>
               </w:rPr>
-              <w:t>Incoherence!!! FATOU NDAO a consulté dans un service de santé ou un guérisseur au cours des 3 derniers mois sans hospitalisation (3.13=Oui) mais la depense liée à cette consultation est nulle 0 ou ne sait pas partout dans les questions (s03q14 s03q15 s03q17 s03q18 s03q19 s03q20 s03q21).</w:t>
+              <w:t>Incoherence!!! NDEYE SECK n2 a consulté dans un service de santé ou un guérisseur au cours des 3 derniers mois sans hospitalisation (3.13=Oui) mais la depense liée à cette consultation est nulle 0 ou ne sait pas partout dans les questions (s03q14 s03q15 s03q17 s03q18 s03q19 s03q20 s03q21).</w:t>
             </w:r>
           </w:p>
         </w:tc>
@@ -1148,7 +1148,7 @@
                 <w:i w:val="0"/>
                 <w:sz w:val="16"/>
               </w:rPr>
-              <w:t>S03</w:t>
+              <w:t>S07</w:t>
               <w:br/>
             </w:r>
             <w:r>
@@ -1158,7 +1158,7 @@
                 <w:color w:val="64748B"/>
                 <w:sz w:val="14"/>
               </w:rPr>
-              <w:t>Santé</w:t>
+              <w:t>Consommation alimentaire</w:t>
             </w:r>
           </w:p>
         </w:tc>
@@ -1174,7 +1174,7 @@
                 <w:color w:val="16A34A"/>
                 <w:sz w:val="16"/>
               </w:rPr>
-              <w:t>s03q14, s03q15, s03q17, s03q18, s03q19, s03q20, s03q21</w:t>
+              <w:t>s00q27, s01q00a, s01q12, s01q13, s02q04, s03q11, s03q12, s01q01</w:t>
             </w:r>
           </w:p>
         </w:tc>
@@ -1205,7 +1205,7 @@
                 <w:i w:val="0"/>
                 <w:sz w:val="17"/>
               </w:rPr>
-              <w:t>Incoherence!!! NDEYE SECK n2 a consulté dans un service de santé ou un guérisseur au cours des 3 derniers mois sans hospitalisation (3.13=Oui) mais la depense liée à cette consultation est nulle 0 ou ne sait pas partout dans les questions (s03q14 s03q15 s03q17 s03q18 s03q19 s03q20 s03q21).</w:t>
+              <w:t>Avertissement!!! Le ménage a consommé 56 miche de Moyen de Pain moderne  ce qui semble incoherent pour une consommation aucours des 7 derniers jours, prière de verifier et corriger.</w:t>
             </w:r>
           </w:p>
         </w:tc>
@@ -1238,7 +1238,7 @@
                 <w:i w:val="0"/>
                 <w:sz w:val="16"/>
               </w:rPr>
-              <w:t>S07</w:t>
+              <w:t>S11</w:t>
               <w:br/>
             </w:r>
             <w:r>
@@ -1248,7 +1248,7 @@
                 <w:color w:val="64748B"/>
                 <w:sz w:val="14"/>
               </w:rPr>
-              <w:t>Consommation alimentaire</w:t>
+              <w:t>Logement / cadre de vie</w:t>
             </w:r>
           </w:p>
         </w:tc>
@@ -1264,7 +1264,7 @@
                 <w:color w:val="16A34A"/>
                 <w:sz w:val="16"/>
               </w:rPr>
-              <w:t>s00q27, s01q00a, s01q12, s01q13, s02q04, s03q11, s03q12, s01q01</w:t>
+              <w:t>s01q36, s01q38, s04q24, s02q13, s11q35a, s11q35b_code</w:t>
             </w:r>
           </w:p>
         </w:tc>
@@ -1295,7 +1295,7 @@
                 <w:i w:val="0"/>
                 <w:sz w:val="17"/>
               </w:rPr>
-              <w:t>Avertissement!!! Le ménage a consommé 56 miche de Moyen de Pain moderne  ce qui semble incoherent pour une consommation aucours des 7 derniers jours, prière de verifier et corriger.</w:t>
+              <w:t>Le montant de la dernière facture d'électricité est de 50000 FCFA Tous les 2 mois qui semble incohérent, Prière de vérifier les questions 11.35a et 11.35b auprès du ménage ou confirmer.</w:t>
             </w:r>
           </w:p>
         </w:tc>
@@ -1328,7 +1328,7 @@
                 <w:i w:val="0"/>
                 <w:sz w:val="16"/>
               </w:rPr>
-              <w:t>S11</w:t>
+              <w:t>S20</w:t>
               <w:br/>
             </w:r>
             <w:r>
@@ -1338,7 +1338,7 @@
                 <w:color w:val="64748B"/>
                 <w:sz w:val="14"/>
               </w:rPr>
-              <w:t>Logement / cadre de vie</w:t>
+              <w:t>Gouvernance / autres</w:t>
             </w:r>
           </w:p>
         </w:tc>
@@ -1354,7 +1354,7 @@
                 <w:color w:val="16A34A"/>
                 <w:sz w:val="16"/>
               </w:rPr>
-              <w:t>s01q36, s01q38, s04q24, s02q13, s11q35a, s11q35b_code</w:t>
+              <w:t>—</w:t>
             </w:r>
           </w:p>
         </w:tc>
@@ -1385,7 +1385,7 @@
                 <w:i w:val="0"/>
                 <w:sz w:val="17"/>
               </w:rPr>
-              <w:t>Le montant de la dernière facture d'électricité est de 50000 FCFA Tous les 2 mois qui semble incohérent, Prière de vérifier les questions 11.35a et 11.35b auprès du ménage ou confirmer.</w:t>
+              <w:t>Incohérence détectée ! Le ménage a précédemment déclaré vivre « Bien » ou « Assez bien » selon son revenu en 20A.02.</w:t>
             </w:r>
           </w:p>
         </w:tc>
@@ -1400,10 +1400,10 @@
               <w:rPr>
                 <w:b/>
                 <w:i w:val="0"/>
-                <w:color w:val="DC2626"/>
+                <w:color w:val="EA580C"/>
                 <w:sz w:val="16"/>
               </w:rPr>
-              <w:t>Haute</w:t>
+              <w:t>Moyenne</w:t>
             </w:r>
           </w:p>
         </w:tc>
@@ -1418,7 +1418,7 @@
                 <w:i w:val="0"/>
                 <w:sz w:val="16"/>
               </w:rPr>
-              <w:t>S20</w:t>
+              <w:t>S00</w:t>
               <w:br/>
             </w:r>
             <w:r>
@@ -1428,7 +1428,7 @@
                 <w:color w:val="64748B"/>
                 <w:sz w:val="14"/>
               </w:rPr>
-              <w:t>Gouvernance / autres</w:t>
+              <w:t>Identification</w:t>
             </w:r>
           </w:p>
         </w:tc>
@@ -1444,7 +1444,7 @@
                 <w:color w:val="16A34A"/>
                 <w:sz w:val="16"/>
               </w:rPr>
-              <w:t>—</w:t>
+              <w:t>s00q27</w:t>
             </w:r>
           </w:p>
         </w:tc>
@@ -1475,7 +1475,7 @@
                 <w:i w:val="0"/>
                 <w:sz w:val="17"/>
               </w:rPr>
-              <w:t>Incohérence détectée ! Le ménage a précédemment déclaré vivre « Bien » ou « Assez bien » selon son revenu en 20A.02.</w:t>
+              <w:t>Le questionnaire semble ne pas être complètement fini mais le questionnaire est en statut complet, prière de compléter le questionnaire.</w:t>
             </w:r>
           </w:p>
         </w:tc>
@@ -1534,7 +1534,7 @@
                 <w:color w:val="16A34A"/>
                 <w:sz w:val="16"/>
               </w:rPr>
-              <w:t>s00q27</w:t>
+              <w:t>—</w:t>
             </w:r>
           </w:p>
         </w:tc>
@@ -1565,7 +1565,7 @@
                 <w:i w:val="0"/>
                 <w:sz w:val="17"/>
               </w:rPr>
-              <w:t>Le questionnaire semble ne pas être complètement fini mais le questionnaire est en statut complet, prière de compléter le questionnaire.</w:t>
+              <w:t>Les coordonnées GPS ménage prises lors de l'enquête principale diffèrent de celles du dénombrement, êtes vous sûr d'avoir enquêté le bon ménage si non chercher le bon ménage.</w:t>
             </w:r>
           </w:p>
         </w:tc>
@@ -1598,7 +1598,7 @@
                 <w:i w:val="0"/>
                 <w:sz w:val="16"/>
               </w:rPr>
-              <w:t>S00</w:t>
+              <w:t>S01</w:t>
               <w:br/>
             </w:r>
             <w:r>
@@ -1608,7 +1608,7 @@
                 <w:color w:val="64748B"/>
                 <w:sz w:val="14"/>
               </w:rPr>
-              <w:t>Identification</w:t>
+              <w:t>Démographie</w:t>
             </w:r>
           </w:p>
         </w:tc>
@@ -1624,7 +1624,7 @@
                 <w:color w:val="16A34A"/>
                 <w:sz w:val="16"/>
               </w:rPr>
-              <w:t>—</w:t>
+              <w:t>s01q10_1</w:t>
             </w:r>
           </w:p>
         </w:tc>
@@ -1655,367 +1655,7 @@
                 <w:i w:val="0"/>
                 <w:sz w:val="17"/>
               </w:rPr>
-              <w:t>Les coordonnées GPS ménage prises lors de l'enquête principale diffèrent de celles du dénombrement, êtes vous sûr d'avoir enquêté le bon ménage si non chercher le bon ménage.</w:t>
-            </w:r>
-          </w:p>
-        </w:tc>
-      </w:tr>
-      <w:tr>
-        <w:tc>
-          <w:tcPr>
-            <w:tcW w:type="dxa" w:w="964"/>
-          </w:tcPr>
-          <w:p>
-            <w:r>
-              <w:rPr>
-                <w:b/>
-                <w:i w:val="0"/>
-                <w:color w:val="EA580C"/>
-                <w:sz w:val="16"/>
-              </w:rPr>
-              <w:t>Moyenne</w:t>
-            </w:r>
-          </w:p>
-        </w:tc>
-        <w:tc>
-          <w:tcPr>
-            <w:tcW w:type="dxa" w:w="1247"/>
-          </w:tcPr>
-          <w:p>
-            <w:r>
-              <w:rPr>
-                <w:b/>
-                <w:i w:val="0"/>
-                <w:sz w:val="16"/>
-              </w:rPr>
-              <w:t>S01</w:t>
-              <w:br/>
-            </w:r>
-            <w:r>
-              <w:rPr>
-                <w:b w:val="0"/>
-                <w:i w:val="0"/>
-                <w:color w:val="64748B"/>
-                <w:sz w:val="14"/>
-              </w:rPr>
-              <w:t>Démographie</w:t>
-            </w:r>
-          </w:p>
-        </w:tc>
-        <w:tc>
-          <w:tcPr>
-            <w:tcW w:type="dxa" w:w="1531"/>
-          </w:tcPr>
-          <w:p>
-            <w:r>
-              <w:rPr>
-                <w:b/>
-                <w:i w:val="0"/>
-                <w:color w:val="16A34A"/>
-                <w:sz w:val="16"/>
-              </w:rPr>
-              <w:t>s00q27, s01q03a, s01q03b, s01q03c, s01q00b</w:t>
-            </w:r>
-          </w:p>
-        </w:tc>
-        <w:tc>
-          <w:tcPr>
-            <w:tcW w:type="dxa" w:w="1191"/>
-          </w:tcPr>
-          <w:p>
-            <w:r>
-              <w:rPr>
-                <w:b w:val="0"/>
-                <w:i w:val="0"/>
-                <w:color w:val="64748B"/>
-                <w:sz w:val="16"/>
-              </w:rPr>
-              <w:t>GT-CQ</w:t>
-            </w:r>
-          </w:p>
-        </w:tc>
-        <w:tc>
-          <w:tcPr>
-            <w:tcW w:type="dxa" w:w="4706"/>
-          </w:tcPr>
-          <w:p>
-            <w:r>
-              <w:rPr>
-                <w:b w:val="0"/>
-                <w:i w:val="0"/>
-                <w:sz w:val="17"/>
-              </w:rPr>
-              <w:t>Les informations sur l'acte de naissance (ni Jours, ni mois et ni années) de  KINE NIAYE  manquent, s'il vous plait pouvez-vous fournir d'effort pour avoir ces informations.</w:t>
-            </w:r>
-          </w:p>
-        </w:tc>
-      </w:tr>
-      <w:tr>
-        <w:tc>
-          <w:tcPr>
-            <w:tcW w:type="dxa" w:w="964"/>
-          </w:tcPr>
-          <w:p>
-            <w:r>
-              <w:rPr>
-                <w:b/>
-                <w:i w:val="0"/>
-                <w:color w:val="EA580C"/>
-                <w:sz w:val="16"/>
-              </w:rPr>
-              <w:t>Moyenne</w:t>
-            </w:r>
-          </w:p>
-        </w:tc>
-        <w:tc>
-          <w:tcPr>
-            <w:tcW w:type="dxa" w:w="1247"/>
-          </w:tcPr>
-          <w:p>
-            <w:r>
-              <w:rPr>
-                <w:b/>
-                <w:i w:val="0"/>
-                <w:sz w:val="16"/>
-              </w:rPr>
-              <w:t>S01</w:t>
-              <w:br/>
-            </w:r>
-            <w:r>
-              <w:rPr>
-                <w:b w:val="0"/>
-                <w:i w:val="0"/>
-                <w:color w:val="64748B"/>
-                <w:sz w:val="14"/>
-              </w:rPr>
-              <w:t>Démographie</w:t>
-            </w:r>
-          </w:p>
-        </w:tc>
-        <w:tc>
-          <w:tcPr>
-            <w:tcW w:type="dxa" w:w="1531"/>
-          </w:tcPr>
-          <w:p>
-            <w:r>
-              <w:rPr>
-                <w:b/>
-                <w:i w:val="0"/>
-                <w:color w:val="16A34A"/>
-                <w:sz w:val="16"/>
-              </w:rPr>
-              <w:t>s00q27, s01q03a, s01q03b, s01q03c, s01q00b</w:t>
-            </w:r>
-          </w:p>
-        </w:tc>
-        <w:tc>
-          <w:tcPr>
-            <w:tcW w:type="dxa" w:w="1191"/>
-          </w:tcPr>
-          <w:p>
-            <w:r>
-              <w:rPr>
-                <w:b w:val="0"/>
-                <w:i w:val="0"/>
-                <w:color w:val="64748B"/>
-                <w:sz w:val="16"/>
-              </w:rPr>
-              <w:t>GT-CQ</w:t>
-            </w:r>
-          </w:p>
-        </w:tc>
-        <w:tc>
-          <w:tcPr>
-            <w:tcW w:type="dxa" w:w="4706"/>
-          </w:tcPr>
-          <w:p>
-            <w:r>
-              <w:rPr>
-                <w:b w:val="0"/>
-                <w:i w:val="0"/>
-                <w:sz w:val="17"/>
-              </w:rPr>
-              <w:t>Les informations sur l'acte de naissance (ni Jours, ni mois et ni années) de  THIANE SALL  manquent, s'il vous plait pouvez-vous fournir d'effort pour avoir ces informations.</w:t>
-            </w:r>
-          </w:p>
-        </w:tc>
-      </w:tr>
-      <w:tr>
-        <w:tc>
-          <w:tcPr>
-            <w:tcW w:type="dxa" w:w="964"/>
-          </w:tcPr>
-          <w:p>
-            <w:r>
-              <w:rPr>
-                <w:b/>
-                <w:i w:val="0"/>
-                <w:color w:val="EA580C"/>
-                <w:sz w:val="16"/>
-              </w:rPr>
-              <w:t>Moyenne</w:t>
-            </w:r>
-          </w:p>
-        </w:tc>
-        <w:tc>
-          <w:tcPr>
-            <w:tcW w:type="dxa" w:w="1247"/>
-          </w:tcPr>
-          <w:p>
-            <w:r>
-              <w:rPr>
-                <w:b/>
-                <w:i w:val="0"/>
-                <w:sz w:val="16"/>
-              </w:rPr>
-              <w:t>S01</w:t>
-              <w:br/>
-            </w:r>
-            <w:r>
-              <w:rPr>
-                <w:b w:val="0"/>
-                <w:i w:val="0"/>
-                <w:color w:val="64748B"/>
-                <w:sz w:val="14"/>
-              </w:rPr>
-              <w:t>Démographie</w:t>
-            </w:r>
-          </w:p>
-        </w:tc>
-        <w:tc>
-          <w:tcPr>
-            <w:tcW w:type="dxa" w:w="1531"/>
-          </w:tcPr>
-          <w:p>
-            <w:r>
-              <w:rPr>
-                <w:b/>
-                <w:i w:val="0"/>
-                <w:color w:val="16A34A"/>
-                <w:sz w:val="16"/>
-              </w:rPr>
-              <w:t>s01q10_1</w:t>
-            </w:r>
-          </w:p>
-        </w:tc>
-        <w:tc>
-          <w:tcPr>
-            <w:tcW w:type="dxa" w:w="1191"/>
-          </w:tcPr>
-          <w:p>
-            <w:r>
-              <w:rPr>
-                <w:b w:val="0"/>
-                <w:i w:val="0"/>
-                <w:color w:val="64748B"/>
-                <w:sz w:val="16"/>
-              </w:rPr>
-              <w:t>GT-CQ</w:t>
-            </w:r>
-          </w:p>
-        </w:tc>
-        <w:tc>
-          <w:tcPr>
-            <w:tcW w:type="dxa" w:w="4706"/>
-          </w:tcPr>
-          <w:p>
-            <w:r>
-              <w:rPr>
-                <w:b w:val="0"/>
-                <w:i w:val="0"/>
-                <w:sz w:val="17"/>
-              </w:rPr>
               <w:t>La taille du ménage lors de l'enquête principale (16) de ce ménage est inférieur à la taille du denombrement (25), prière de fournir des explications concrètes ou aller revisiter le ménage.</w:t>
-            </w:r>
-          </w:p>
-        </w:tc>
-      </w:tr>
-      <w:tr>
-        <w:tc>
-          <w:tcPr>
-            <w:tcW w:type="dxa" w:w="964"/>
-          </w:tcPr>
-          <w:p>
-            <w:r>
-              <w:rPr>
-                <w:b/>
-                <w:i w:val="0"/>
-                <w:color w:val="EA580C"/>
-                <w:sz w:val="16"/>
-              </w:rPr>
-              <w:t>Moyenne</w:t>
-            </w:r>
-          </w:p>
-        </w:tc>
-        <w:tc>
-          <w:tcPr>
-            <w:tcW w:type="dxa" w:w="1247"/>
-          </w:tcPr>
-          <w:p>
-            <w:r>
-              <w:rPr>
-                <w:b/>
-                <w:i w:val="0"/>
-                <w:sz w:val="16"/>
-              </w:rPr>
-              <w:t>S02</w:t>
-              <w:br/>
-            </w:r>
-            <w:r>
-              <w:rPr>
-                <w:b w:val="0"/>
-                <w:i w:val="0"/>
-                <w:color w:val="64748B"/>
-                <w:sz w:val="14"/>
-              </w:rPr>
-              <w:t>Éducation</w:t>
-            </w:r>
-          </w:p>
-        </w:tc>
-        <w:tc>
-          <w:tcPr>
-            <w:tcW w:type="dxa" w:w="1531"/>
-          </w:tcPr>
-          <w:p>
-            <w:r>
-              <w:rPr>
-                <w:b/>
-                <w:i w:val="0"/>
-                <w:color w:val="16A34A"/>
-                <w:sz w:val="16"/>
-              </w:rPr>
-              <w:t>—</w:t>
-            </w:r>
-          </w:p>
-        </w:tc>
-        <w:tc>
-          <w:tcPr>
-            <w:tcW w:type="dxa" w:w="1191"/>
-          </w:tcPr>
-          <w:p>
-            <w:r>
-              <w:rPr>
-                <w:b w:val="0"/>
-                <w:i w:val="0"/>
-                <w:color w:val="64748B"/>
-                <w:sz w:val="16"/>
-              </w:rPr>
-              <w:t>GT-CQ</w:t>
-            </w:r>
-          </w:p>
-        </w:tc>
-        <w:tc>
-          <w:tcPr>
-            <w:tcW w:type="dxa" w:w="4706"/>
-          </w:tcPr>
-          <w:p>
-            <w:r>
-              <w:rPr>
-                <w:b w:val="0"/>
-                <w:i w:val="0"/>
-                <w:sz w:val="17"/>
-              </w:rPr>
-              <w:t>veuillez, s'il vous plait, confirmer la cotisation ( 2000 FCFA) payée de ARAME NDAO avec le QG ou apporter les corrections nécessaires.</w:t>
             </w:r>
           </w:p>
         </w:tc>
